--- a/Fase 2/Evidencias Proyeto/Evidencias de documentación/Daily meeting/Daily Meating 01_10_2026.docx
+++ b/Fase 2/Evidencias Proyeto/Evidencias de documentación/Daily meeting/Daily Meating 01_10_2026.docx
@@ -172,7 +172,7 @@
         <w:rPr>
           <w:rtl w:val="0"/>
         </w:rPr>
-        <w:t xml:space="preserve">Cristobal Oyarzun: </w:t>
+        <w:t xml:space="preserve">Cristobal Oyarzun:  Trabajando en registro de empleados</w:t>
       </w:r>
     </w:p>
     <w:p>
